--- a/Guardia_1208219_26062025_TPIntegrador/Informe TP Integrador - Galo Guardia (1208219).docx
+++ b/Guardia_1208219_26062025_TPIntegrador/Informe TP Integrador - Galo Guardia (1208219).docx
@@ -33,12 +33,12 @@
             <wp:extent cx="2652713" cy="1517020"/>
             <wp:effectExtent b="0" l="0" r="0" t="0"/>
             <wp:wrapSquare wrapText="bothSides" distB="114300" distT="114300" distL="114300" distR="114300"/>
-            <wp:docPr id="11" name="image3.png"/>
+            <wp:docPr id="11" name="image7.png"/>
             <a:graphic>
               <a:graphicData uri="http://schemas.openxmlformats.org/drawingml/2006/picture">
                 <pic:pic>
                   <pic:nvPicPr>
-                    <pic:cNvPr id="0" name="image3.png"/>
+                    <pic:cNvPr id="0" name="image7.png"/>
                     <pic:cNvPicPr preferRelativeResize="0"/>
                   </pic:nvPicPr>
                   <pic:blipFill>
@@ -1185,12 +1185,12 @@
             <wp:extent cx="2676525" cy="1295400"/>
             <wp:effectExtent b="0" l="0" r="0" t="0"/>
             <wp:wrapSquare wrapText="bothSides" distB="114300" distT="114300" distL="114300" distR="114300"/>
-            <wp:docPr id="7" name="image11.png"/>
+            <wp:docPr id="7" name="image9.png"/>
             <a:graphic>
               <a:graphicData uri="http://schemas.openxmlformats.org/drawingml/2006/picture">
                 <pic:pic>
                   <pic:nvPicPr>
-                    <pic:cNvPr id="0" name="image11.png"/>
+                    <pic:cNvPr id="0" name="image9.png"/>
                     <pic:cNvPicPr preferRelativeResize="0"/>
                   </pic:nvPicPr>
                   <pic:blipFill>
@@ -1227,12 +1227,12 @@
             <wp:extent cx="3648075" cy="1314450"/>
             <wp:effectExtent b="0" l="0" r="0" t="0"/>
             <wp:wrapSquare wrapText="bothSides" distB="114300" distT="114300" distL="114300" distR="114300"/>
-            <wp:docPr id="13" name="image4.png"/>
+            <wp:docPr id="13" name="image2.png"/>
             <a:graphic>
               <a:graphicData uri="http://schemas.openxmlformats.org/drawingml/2006/picture">
                 <pic:pic>
                   <pic:nvPicPr>
-                    <pic:cNvPr id="0" name="image4.png"/>
+                    <pic:cNvPr id="0" name="image2.png"/>
                     <pic:cNvPicPr preferRelativeResize="0"/>
                   </pic:nvPicPr>
                   <pic:blipFill>
@@ -1311,12 +1311,12 @@
             <wp:extent cx="2657475" cy="1371600"/>
             <wp:effectExtent b="0" l="0" r="0" t="0"/>
             <wp:wrapSquare wrapText="bothSides" distB="114300" distT="114300" distL="114300" distR="114300"/>
-            <wp:docPr id="4" name="image8.png"/>
+            <wp:docPr id="4" name="image5.png"/>
             <a:graphic>
               <a:graphicData uri="http://schemas.openxmlformats.org/drawingml/2006/picture">
                 <pic:pic>
                   <pic:nvPicPr>
-                    <pic:cNvPr id="0" name="image8.png"/>
+                    <pic:cNvPr id="0" name="image5.png"/>
                     <pic:cNvPicPr preferRelativeResize="0"/>
                   </pic:nvPicPr>
                   <pic:blipFill>
@@ -2025,12 +2025,12 @@
           <wp:inline distB="114300" distT="114300" distL="114300" distR="114300">
             <wp:extent cx="5543550" cy="4686300"/>
             <wp:effectExtent b="0" l="0" r="0" t="0"/>
-            <wp:docPr id="1" name="image2.png"/>
+            <wp:docPr id="1" name="image8.png"/>
             <a:graphic>
               <a:graphicData uri="http://schemas.openxmlformats.org/drawingml/2006/picture">
                 <pic:pic>
                   <pic:nvPicPr>
-                    <pic:cNvPr id="0" name="image2.png"/>
+                    <pic:cNvPr id="0" name="image8.png"/>
                     <pic:cNvPicPr preferRelativeResize="0"/>
                   </pic:nvPicPr>
                   <pic:blipFill>
@@ -2086,12 +2086,12 @@
             <wp:extent cx="2590117" cy="1193200"/>
             <wp:effectExtent b="0" l="0" r="0" t="0"/>
             <wp:wrapSquare wrapText="bothSides" distB="114300" distT="114300" distL="114300" distR="114300"/>
-            <wp:docPr id="2" name="image9.png"/>
+            <wp:docPr id="2" name="image3.png"/>
             <a:graphic>
               <a:graphicData uri="http://schemas.openxmlformats.org/drawingml/2006/picture">
                 <pic:pic>
                   <pic:nvPicPr>
-                    <pic:cNvPr id="0" name="image9.png"/>
+                    <pic:cNvPr id="0" name="image3.png"/>
                     <pic:cNvPicPr preferRelativeResize="0"/>
                   </pic:nvPicPr>
                   <pic:blipFill>
@@ -2128,12 +2128,12 @@
             <wp:extent cx="2543175" cy="1295400"/>
             <wp:effectExtent b="0" l="0" r="0" t="0"/>
             <wp:wrapSquare wrapText="bothSides" distB="114300" distT="114300" distL="114300" distR="114300"/>
-            <wp:docPr id="10" name="image12.png"/>
+            <wp:docPr id="10" name="image10.png"/>
             <a:graphic>
               <a:graphicData uri="http://schemas.openxmlformats.org/drawingml/2006/picture">
                 <pic:pic>
                   <pic:nvPicPr>
-                    <pic:cNvPr id="0" name="image12.png"/>
+                    <pic:cNvPr id="0" name="image10.png"/>
                     <pic:cNvPicPr preferRelativeResize="0"/>
                   </pic:nvPicPr>
                   <pic:blipFill>
@@ -3090,12 +3090,12 @@
           <wp:inline distB="114300" distT="114300" distL="114300" distR="114300">
             <wp:extent cx="5943600" cy="4279900"/>
             <wp:effectExtent b="0" l="0" r="0" t="0"/>
-            <wp:docPr id="3" name="image5.png"/>
+            <wp:docPr id="3" name="image11.png"/>
             <a:graphic>
               <a:graphicData uri="http://schemas.openxmlformats.org/drawingml/2006/picture">
                 <pic:pic>
                   <pic:nvPicPr>
-                    <pic:cNvPr id="0" name="image5.png"/>
+                    <pic:cNvPr id="0" name="image11.png"/>
                     <pic:cNvPicPr preferRelativeResize="0"/>
                   </pic:nvPicPr>
                   <pic:blipFill>
@@ -3156,12 +3156,12 @@
           <wp:inline distB="114300" distT="114300" distL="114300" distR="114300">
             <wp:extent cx="5467350" cy="1143000"/>
             <wp:effectExtent b="0" l="0" r="0" t="0"/>
-            <wp:docPr id="8" name="image7.png"/>
+            <wp:docPr id="8" name="image12.png"/>
             <a:graphic>
               <a:graphicData uri="http://schemas.openxmlformats.org/drawingml/2006/picture">
                 <pic:pic>
                   <pic:nvPicPr>
-                    <pic:cNvPr id="0" name="image7.png"/>
+                    <pic:cNvPr id="0" name="image12.png"/>
                     <pic:cNvPicPr preferRelativeResize="0"/>
                   </pic:nvPicPr>
                   <pic:blipFill>
@@ -3222,12 +3222,12 @@
           <wp:inline distB="114300" distT="114300" distL="114300" distR="114300">
             <wp:extent cx="2486025" cy="1143000"/>
             <wp:effectExtent b="0" l="0" r="0" t="0"/>
-            <wp:docPr id="6" name="image10.png"/>
+            <wp:docPr id="6" name="image4.png"/>
             <a:graphic>
               <a:graphicData uri="http://schemas.openxmlformats.org/drawingml/2006/picture">
                 <pic:pic>
                   <pic:nvPicPr>
-                    <pic:cNvPr id="0" name="image10.png"/>
+                    <pic:cNvPr id="0" name="image4.png"/>
                     <pic:cNvPicPr preferRelativeResize="0"/>
                   </pic:nvPicPr>
                   <pic:blipFill>
@@ -4321,12 +4321,12 @@
           <wp:anchor allowOverlap="1" behindDoc="0" distB="114300" distT="114300" distL="114300" distR="114300" hidden="0" layoutInCell="1" locked="0" relativeHeight="0" simplePos="0">
             <wp:simplePos x="0" y="0"/>
             <wp:positionH relativeFrom="column">
-              <wp:posOffset>-657224</wp:posOffset>
+              <wp:posOffset>-609599</wp:posOffset>
             </wp:positionH>
             <wp:positionV relativeFrom="paragraph">
               <wp:posOffset>371475</wp:posOffset>
             </wp:positionV>
-            <wp:extent cx="7255172" cy="5312690"/>
+            <wp:extent cx="7210425" cy="5314950"/>
             <wp:effectExtent b="0" l="0" r="0" t="0"/>
             <wp:wrapSquare wrapText="bothSides" distB="114300" distT="114300" distL="114300" distR="114300"/>
             <wp:docPr id="12" name="image13.jpg"/>
@@ -4339,7 +4339,7 @@
                   </pic:nvPicPr>
                   <pic:blipFill>
                     <a:blip r:embed="rId18"/>
-                    <a:srcRect b="957" l="961" r="0" t="1409"/>
+                    <a:srcRect b="636" l="656" r="0" t="636"/>
                     <a:stretch>
                       <a:fillRect/>
                     </a:stretch>
@@ -4347,7 +4347,7 @@
                   <pic:spPr>
                     <a:xfrm>
                       <a:off x="0" y="0"/>
-                      <a:ext cx="7255172" cy="5312690"/>
+                      <a:ext cx="7210425" cy="5314950"/>
                     </a:xfrm>
                     <a:prstGeom prst="rect"/>
                     <a:ln/>
